--- a/Templates/взыскание ЮЛ залог авто/Решение о взыскании с ЮЛ Залог авто.docx
+++ b/Templates/взыскание ЮЛ залог авто/Решение о взыскании с ЮЛ Залог авто.docx
@@ -51,15 +51,11 @@
         <w:jc w:val="center"/>
         <w:rPr>
           <w:rFonts w:ascii="Times New Roman" w:hAnsi="Times New Roman" w:cs="Times New Roman"/>
-          <w:sz w:val="36"/>
-          <w:szCs w:val="36"/>
         </w:rPr>
       </w:pPr>
       <w:r>
         <w:rPr>
           <w:rFonts w:ascii="Times New Roman" w:hAnsi="Times New Roman" w:cs="Times New Roman"/>
-          <w:sz w:val="28"/>
-          <w:szCs w:val="28"/>
         </w:rPr>
         <w:t>РЕШЕНИЕ</w:t>
       </w:r>
@@ -199,6 +195,9 @@
         <w:ind w:firstLine="720"/>
         <w:contextualSpacing/>
         <w:jc w:val="both"/>
+        <w:rPr>
+          <w:rFonts w:ascii="Times New Roman" w:hAnsi="Times New Roman" w:cs="Times New Roman"/>
+        </w:rPr>
       </w:pPr>
       <w:r>
         <w:rPr>
@@ -213,6 +212,9 @@
         <w:ind w:firstLine="720"/>
         <w:contextualSpacing/>
         <w:jc w:val="both"/>
+        <w:rPr>
+          <w:rFonts w:ascii="Times New Roman" w:hAnsi="Times New Roman" w:cs="Times New Roman"/>
+        </w:rPr>
       </w:pPr>
       <w:r>
         <w:rPr>
@@ -273,7 +275,7 @@
       </w:pPr>
       <w:r>
         <w:rPr>
-          <w:rFonts w:ascii="Times New Roman" w:hAnsi="Times New Roman"/>
+          <w:rFonts w:ascii="Times New Roman" w:hAnsi="Times New Roman" w:cs="Times New Roman"/>
         </w:rPr>
         <w:t>при ведении протокола судебного заседания помощником судьи [29] ,</w:t>
       </w:r>
@@ -289,8 +291,13 @@
         </w:rPr>
       </w:pPr>
       <w:r>
+        <w:rPr>
+          <w:rFonts w:ascii="Times New Roman" w:hAnsi="Times New Roman" w:cs="Times New Roman"/>
+        </w:rPr>
         <w:t>рассмотрев в открытом судебном заседании материалы дела по иску «[989]» (ОГРН [990], ИНН [991])</w:t>
       </w:r>
+      <w:bookmarkStart w:id="0" w:name="_GoBack"/>
+      <w:bookmarkEnd w:id="0"/>
     </w:p>
     <w:p>
       <w:pPr>
@@ -318,13 +325,7 @@
         <w:rPr>
           <w:rFonts w:ascii="Times New Roman" w:eastAsia="Times New Roman" w:hAnsi="Times New Roman" w:cs="Times New Roman"/>
         </w:rPr>
-        <w:t>»</w:t>
-      </w:r>
-      <w:r>
-        <w:rPr>
-          <w:rFonts w:ascii="Times New Roman" w:eastAsia="Times New Roman" w:hAnsi="Times New Roman"/>
-        </w:rPr>
-        <w:t xml:space="preserve"> </w:t>
+        <w:t xml:space="preserve">» </w:t>
       </w:r>
       <w:r>
         <w:rPr>
@@ -425,12 +426,22 @@
         <w:jc w:val="both"/>
         <w:rPr>
           <w:rFonts w:ascii="Times New Roman" w:hAnsi="Times New Roman" w:cs="Times New Roman"/>
-          <w:b/>
           <w:bCs/>
         </w:rPr>
       </w:pPr>
+      <w:proofErr w:type="gramStart"/>
       <w:r>
-        <w:t>установил: «[989]» обратилось в суд с иском к обществу с ограниченной ответственностью «[2.2]» о взыскании задолженности по кредитному договору от [100] № [110], кредитный договор от [101] № [111], кредитный договор от [102] № [112], кредитный договор от [103] № [113], кредитный договор от [104] № [114], договор поручительства от [105] № [115] основного долга в размере [13] руб., просроченных процентов в размере [14] руб.,  неустойки в размере [15] руб., комиссия Банка – [122] руб. и об обращении взыскания на заложенное имущество по договору залога  [0005] от [0006] принадлежащее[2.2]: [1221].</w:t>
+        <w:rPr>
+          <w:rFonts w:ascii="Times New Roman" w:hAnsi="Times New Roman" w:cs="Times New Roman"/>
+        </w:rPr>
+        <w:t>установил: «[989]» обратилось в суд с иском к обществу с ограниченной ответственностью «[2.2]» о взыскании задолженности по кредитному договору от [100] № [110], кредитный договор от [101] № [111], кредитный договор от [102] № [112], кредитный договор от [103] № [113], кредитный договор от [104] № [114], договор поручительства от [105] № [115] основного долга в размере [13] руб., просроченных процентов в размере [14] руб.,  неустойки</w:t>
+      </w:r>
+      <w:proofErr w:type="gramEnd"/>
+      <w:r>
+        <w:rPr>
+          <w:rFonts w:ascii="Times New Roman" w:hAnsi="Times New Roman" w:cs="Times New Roman"/>
+        </w:rPr>
+        <w:t xml:space="preserve"> в размере [15] руб., комиссия Банка – [122] руб. и об обращении взыскания на заложенное имущество по договору залога  [0005] от [0006] принадлежащее[2.2]: [1221].</w:t>
       </w:r>
     </w:p>
     <w:p>
@@ -439,6 +450,9 @@
         <w:ind w:firstLine="720"/>
         <w:contextualSpacing/>
         <w:jc w:val="both"/>
+        <w:rPr>
+          <w:rFonts w:ascii="Times New Roman" w:hAnsi="Times New Roman" w:cs="Times New Roman"/>
+        </w:rPr>
       </w:pPr>
       <w:r>
         <w:rPr>
@@ -453,6 +467,9 @@
         <w:ind w:firstLine="720"/>
         <w:contextualSpacing/>
         <w:jc w:val="both"/>
+        <w:rPr>
+          <w:rFonts w:ascii="Times New Roman" w:hAnsi="Times New Roman" w:cs="Times New Roman"/>
+        </w:rPr>
       </w:pPr>
       <w:r>
         <w:rPr>
@@ -488,12 +505,14 @@
           <w:rFonts w:ascii="Times New Roman" w:eastAsia="Times New Roman" w:hAnsi="Times New Roman" w:cs="Times New Roman"/>
         </w:rPr>
       </w:pPr>
+      <w:proofErr w:type="gramStart"/>
       <w:r>
         <w:rPr>
           <w:rFonts w:ascii="Times New Roman" w:eastAsia="Times New Roman" w:hAnsi="Times New Roman" w:cs="Times New Roman"/>
         </w:rPr>
         <w:t>Согласно части 1 статьи 121 Арбитражного процессуального кодекса Российской Федерации лица, участвующие в деле, и иные участники арбитражного процесса извещаются арбитражным судом о принятии искового заявления или заявления к производству и возбуждении производства по делу, о времени и месте судебного заседания или совершения отдельного процессуального действия путем направления копии судебного акта.</w:t>
       </w:r>
+      <w:proofErr w:type="gramEnd"/>
     </w:p>
     <w:p>
       <w:pPr>
@@ -509,14 +528,14 @@
         <w:rPr>
           <w:rFonts w:ascii="Times New Roman" w:eastAsia="Times New Roman" w:hAnsi="Times New Roman" w:cs="Times New Roman"/>
         </w:rPr>
-        <w:t>Информация о принятии искового заявления или заявления к производству, о времени и месте судебного заседания или совершения отдельного процессуального действия размещается арбитражным судом на официальном сайте арбитражного суда в информационно-телекоммуникационной сети «Интернет» не позднее, чем за пятнадцать дней до начала судебного заседания или совершения отдельного процессуального действия, если иное не предусмотрено</w:t>
+        <w:t>Информация о принятии искового заявления или заявления к производству, о времени и месте судебного заседания или совершения отдельного процессуального действия размещается арбитражным судом на официальном сайте арбитражного суда в информационно-телекоммуникационной сети «Интернет» не позднее, чем за пятнадцать дней до начала судебного заседания или совершения отдельного процессуального действия, если иное не предусмотрено настоящим Кодексом.</w:t>
       </w:r>
       <w:proofErr w:type="gramEnd"/>
       <w:r>
         <w:rPr>
           <w:rFonts w:ascii="Times New Roman" w:eastAsia="Times New Roman" w:hAnsi="Times New Roman" w:cs="Times New Roman"/>
         </w:rPr>
-        <w:t xml:space="preserve"> настоящим Кодексом. Документы, подтверждающие размещение арбитражным судом на официальном сайте арбитражного суда в информационно-телекоммуникационной сети «Интернет» указанных сведений, включая дату их размещения, приобщаются к материалам дела. </w:t>
+        <w:t xml:space="preserve"> Документы, подтверждающие размещение арбитражным судом на официальном сайте арбитражного суда в информационно-телекоммуникационной сети «Интернет» указанных сведений, включая дату их размещения, приобщаются к материалам дела. </w:t>
       </w:r>
     </w:p>
     <w:p>
@@ -741,6 +760,9 @@
         <w:ind w:firstLine="720"/>
         <w:contextualSpacing/>
         <w:jc w:val="both"/>
+        <w:rPr>
+          <w:rFonts w:ascii="Times New Roman" w:hAnsi="Times New Roman" w:cs="Times New Roman"/>
+        </w:rPr>
       </w:pPr>
       <w:r>
         <w:rPr>
@@ -754,6 +776,9 @@
         <w:ind w:firstLine="720"/>
         <w:contextualSpacing/>
         <w:jc w:val="both"/>
+        <w:rPr>
+          <w:rFonts w:ascii="Times New Roman" w:hAnsi="Times New Roman" w:cs="Times New Roman"/>
+        </w:rPr>
       </w:pPr>
       <w:r>
         <w:rPr>
@@ -815,6 +840,9 @@
         <w:ind w:firstLine="720"/>
         <w:contextualSpacing/>
         <w:jc w:val="both"/>
+        <w:rPr>
+          <w:rFonts w:ascii="Times New Roman" w:hAnsi="Times New Roman" w:cs="Times New Roman"/>
+        </w:rPr>
       </w:pPr>
       <w:proofErr w:type="gramStart"/>
       <w:r>
@@ -893,9 +921,14 @@
           <w:rFonts w:ascii="Times New Roman" w:eastAsia="Times New Roman" w:hAnsi="Times New Roman" w:cs="Times New Roman"/>
         </w:rPr>
       </w:pPr>
+      <w:proofErr w:type="gramStart"/>
       <w:r>
+        <w:rPr>
+          <w:rFonts w:ascii="Times New Roman" w:hAnsi="Times New Roman" w:cs="Times New Roman"/>
+        </w:rPr>
         <w:t>«[989]» (далее – Банк, Истец) на основании кредитных договоров № [110] от [100], № [111] от [101], № [112] от [102], № [113] от [103], № [114] от [104], № [115] от [105] (далее - Кредитный договор) выдало кредит «[2.2]» (далее – Ответчик, Заемщик) в сумме [1000] руб. на срок [1001] мес. под [1002] % годовых.</w:t>
       </w:r>
+      <w:proofErr w:type="gramEnd"/>
     </w:p>
     <w:p>
       <w:pPr>
@@ -920,6 +953,9 @@
         <w:ind w:firstLine="720"/>
         <w:contextualSpacing/>
         <w:jc w:val="both"/>
+        <w:rPr>
+          <w:rFonts w:ascii="Times New Roman" w:hAnsi="Times New Roman" w:cs="Times New Roman"/>
+        </w:rPr>
       </w:pPr>
       <w:r>
         <w:rPr>
@@ -934,12 +970,29 @@
         <w:ind w:firstLine="720"/>
         <w:contextualSpacing/>
         <w:jc w:val="both"/>
+        <w:rPr>
+          <w:rFonts w:ascii="Times New Roman" w:hAnsi="Times New Roman" w:cs="Times New Roman"/>
+        </w:rPr>
       </w:pPr>
       <w:r>
         <w:rPr>
-          <w:rFonts w:ascii="Times New Roman" w:hAnsi="Times New Roman"/>
-        </w:rPr>
-        <w:t>Договором предусмотрено возвращение кредита внесением ежемесячных аннуитетных платежей. Процентная ставка за пользование кредитом составляет [1002]% годовых, которая начисляется и взимается в соответствии с Общими условиями кредитования.</w:t>
+          <w:rFonts w:ascii="Times New Roman" w:hAnsi="Times New Roman" w:cs="Times New Roman"/>
+        </w:rPr>
+        <w:t xml:space="preserve">Договором предусмотрено возвращение кредита внесением ежемесячных аннуитетных платежей. Процентная ставка за пользование кредитом составляет [1002]% </w:t>
+      </w:r>
+      <w:proofErr w:type="gramStart"/>
+      <w:r>
+        <w:rPr>
+          <w:rFonts w:ascii="Times New Roman" w:hAnsi="Times New Roman" w:cs="Times New Roman"/>
+        </w:rPr>
+        <w:t>годовых</w:t>
+      </w:r>
+      <w:proofErr w:type="gramEnd"/>
+      <w:r>
+        <w:rPr>
+          <w:rFonts w:ascii="Times New Roman" w:hAnsi="Times New Roman" w:cs="Times New Roman"/>
+        </w:rPr>
+        <w:t>, которая начисляется и взимается в соответствии с Общими условиями кредитования.</w:t>
       </w:r>
     </w:p>
     <w:p>
@@ -979,6 +1032,9 @@
         <w:ind w:firstLine="720"/>
         <w:contextualSpacing/>
         <w:jc w:val="both"/>
+        <w:rPr>
+          <w:rFonts w:ascii="Times New Roman" w:hAnsi="Times New Roman" w:cs="Times New Roman"/>
+        </w:rPr>
       </w:pPr>
       <w:r>
         <w:rPr>
@@ -1009,34 +1065,19 @@
         <w:ind w:firstLine="720"/>
         <w:contextualSpacing/>
         <w:jc w:val="both"/>
+        <w:rPr>
+          <w:rFonts w:ascii="Times New Roman" w:hAnsi="Times New Roman" w:cs="Times New Roman"/>
+        </w:rPr>
       </w:pPr>
       <w:r>
         <w:rPr>
           <w:rFonts w:ascii="Times New Roman" w:eastAsia="Times New Roman" w:hAnsi="Times New Roman" w:cs="Times New Roman"/>
         </w:rPr>
-        <w:t xml:space="preserve">Поскольку Ответчик обязательства по своевременному погашению кредита и процентов по нему исполнял ненадлежащим образом, по состоянию на [1004] (включительно) образовалась просроченная задолженность в размере [12] руб., в том числе: просроченный основной долг – [13] руб., просроченные проценты – [14] руб., неустойка – [15], </w:t>
+        <w:t>Поскольку Ответчик обязательства по своевременному погашению кредита и процентов по нему исполнял ненадлежащим образом, по состоянию на [1004] (включительно) образовалась просроченная задолженность в размере [12] руб., в том числе: просроченный основной долг – [13] руб., просроченные проценты – [14] руб., неустойка – [15], комиссия Банка – [122] руб</w:t>
       </w:r>
       <w:r>
         <w:rPr>
-          <w:rFonts w:ascii="Times New Roman" w:eastAsia="Times New Roman" w:hAnsi="Times New Roman"/>
-        </w:rPr>
-        <w:t xml:space="preserve">комиссия Банка – </w:t>
-      </w:r>
-      <w:r>
-        <w:rPr>
           <w:rFonts w:ascii="Times New Roman" w:eastAsia="Times New Roman" w:hAnsi="Times New Roman" w:cs="Times New Roman"/>
-        </w:rPr>
-        <w:t xml:space="preserve">[122] </w:t>
-      </w:r>
-      <w:r>
-        <w:rPr>
-          <w:rFonts w:ascii="Times New Roman" w:eastAsia="Times New Roman" w:hAnsi="Times New Roman"/>
-        </w:rPr>
-        <w:t>руб</w:t>
-      </w:r>
-      <w:r>
-        <w:rPr>
-          <w:rFonts w:ascii="Times New Roman" w:eastAsia="Times New Roman" w:hAnsi="Times New Roman"/>
           <w:color w:val="000000"/>
         </w:rPr>
         <w:t>.</w:t>
@@ -1112,8 +1153,14 @@
         <w:ind w:firstLine="720"/>
         <w:contextualSpacing/>
         <w:jc w:val="both"/>
+        <w:rPr>
+          <w:rFonts w:ascii="Times New Roman" w:hAnsi="Times New Roman" w:cs="Times New Roman"/>
+        </w:rPr>
       </w:pPr>
       <w:r>
+        <w:rPr>
+          <w:rFonts w:ascii="Times New Roman" w:hAnsi="Times New Roman" w:cs="Times New Roman"/>
+        </w:rPr>
         <w:t>Указанные обстоятельства послужили основанием для обращения «[989]» в суд с иском.</w:t>
       </w:r>
     </w:p>
@@ -1123,6 +1170,9 @@
         <w:ind w:firstLine="720"/>
         <w:contextualSpacing/>
         <w:jc w:val="both"/>
+        <w:rPr>
+          <w:rFonts w:ascii="Times New Roman" w:hAnsi="Times New Roman" w:cs="Times New Roman"/>
+        </w:rPr>
       </w:pPr>
       <w:r>
         <w:rPr>
@@ -1246,9 +1296,37 @@
       </w:pPr>
       <w:r>
         <w:rPr>
-          <w:rFonts w:ascii="Times New Roman" w:hAnsi="Times New Roman"/>
-        </w:rPr>
-        <w:t>Факт перечисления денежных средств во исполнение кредитных договоров № [110] от [100], № [111] от [101], № [112] от [102], № [113] от [103], № [114] от [104], № [115] от [105] подтверждается выпиской по счету  Ответчика.</w:t>
+          <w:rFonts w:ascii="Times New Roman" w:hAnsi="Times New Roman" w:cs="Times New Roman"/>
+        </w:rPr>
+        <w:t xml:space="preserve">Факт перечисления денежных средств во исполнение кредитных договоров № [110] от [100], № [111] от [101], № [112] от [102], № [113] от [103], № [114] от [104], № [115] </w:t>
+      </w:r>
+      <w:proofErr w:type="gramStart"/>
+      <w:r>
+        <w:rPr>
+          <w:rFonts w:ascii="Times New Roman" w:hAnsi="Times New Roman" w:cs="Times New Roman"/>
+        </w:rPr>
+        <w:t>от</w:t>
+      </w:r>
+      <w:proofErr w:type="gramEnd"/>
+      <w:r>
+        <w:rPr>
+          <w:rFonts w:ascii="Times New Roman" w:hAnsi="Times New Roman" w:cs="Times New Roman"/>
+        </w:rPr>
+        <w:t xml:space="preserve"> [105] подтверждается </w:t>
+      </w:r>
+      <w:proofErr w:type="gramStart"/>
+      <w:r>
+        <w:rPr>
+          <w:rFonts w:ascii="Times New Roman" w:hAnsi="Times New Roman" w:cs="Times New Roman"/>
+        </w:rPr>
+        <w:t>выпиской</w:t>
+      </w:r>
+      <w:proofErr w:type="gramEnd"/>
+      <w:r>
+        <w:rPr>
+          <w:rFonts w:ascii="Times New Roman" w:hAnsi="Times New Roman" w:cs="Times New Roman"/>
+        </w:rPr>
+        <w:t xml:space="preserve"> по счету  Ответчика.</w:t>
       </w:r>
     </w:p>
     <w:p>
@@ -1612,6 +1690,9 @@
         <w:ind w:firstLine="720"/>
         <w:contextualSpacing/>
         <w:jc w:val="both"/>
+        <w:rPr>
+          <w:rFonts w:ascii="Times New Roman" w:hAnsi="Times New Roman" w:cs="Times New Roman"/>
+        </w:rPr>
       </w:pPr>
       <w:r>
         <w:rPr>
@@ -1671,12 +1752,14 @@
           <w:rFonts w:ascii="Times New Roman" w:eastAsia="Times New Roman" w:hAnsi="Times New Roman" w:cs="Times New Roman"/>
         </w:rPr>
       </w:pPr>
+      <w:proofErr w:type="gramStart"/>
       <w:r>
         <w:rPr>
-          <w:rFonts w:ascii="Times New Roman" w:hAnsi="Times New Roman"/>
+          <w:rFonts w:ascii="Times New Roman" w:hAnsi="Times New Roman" w:cs="Times New Roman"/>
         </w:rPr>
         <w:t>На основании вышеизложенного с ответчика в пользу истца надлежит взыскать задолженность по кредитному договору от [100] № [110], кредитный договор от [101] № [111], кредитный договор от [102] № [112], кредитный договор от [103] № [113], кредитный договор от [104] № [114], договор поручительства от [105] № [115] основного долга в размере [13] руб., просроченных процентов в размере [14] руб.</w:t>
       </w:r>
+      <w:proofErr w:type="gramEnd"/>
     </w:p>
     <w:p>
       <w:pPr>
@@ -1699,6 +1782,9 @@
         <w:ind w:firstLine="720"/>
         <w:contextualSpacing/>
         <w:jc w:val="both"/>
+        <w:rPr>
+          <w:rFonts w:ascii="Times New Roman" w:hAnsi="Times New Roman" w:cs="Times New Roman"/>
+        </w:rPr>
       </w:pPr>
       <w:r>
         <w:rPr>
@@ -1832,8 +1918,7 @@
       </w:r>
       <w:r>
         <w:rPr>
-          <w:rFonts w:ascii="Times New Roman" w:eastAsia="Times New Roman" w:hAnsi="Times New Roman"/>
-          <w:b/>
+          <w:rFonts w:ascii="Times New Roman" w:eastAsia="Times New Roman" w:hAnsi="Times New Roman" w:cs="Times New Roman"/>
         </w:rPr>
         <w:t>[0005]</w:t>
       </w:r>
@@ -1845,16 +1930,9 @@
       </w:r>
       <w:r>
         <w:rPr>
-          <w:rFonts w:ascii="Times New Roman" w:eastAsia="Times New Roman" w:hAnsi="Times New Roman"/>
-          <w:b/>
-        </w:rPr>
-        <w:t>[0006]</w:t>
-      </w:r>
-      <w:r>
-        <w:rPr>
           <w:rFonts w:ascii="Times New Roman" w:eastAsia="Times New Roman" w:hAnsi="Times New Roman" w:cs="Times New Roman"/>
         </w:rPr>
-        <w:t xml:space="preserve"> .</w:t>
+        <w:t>[0006] .</w:t>
       </w:r>
     </w:p>
     <w:p>
@@ -1886,14 +1964,7 @@
         <w:rPr>
           <w:rFonts w:ascii="Times New Roman" w:eastAsia="Times New Roman" w:hAnsi="Times New Roman" w:cs="Times New Roman"/>
         </w:rPr>
-        <w:t xml:space="preserve">Предметом залога № </w:t>
-      </w:r>
-      <w:r>
-        <w:rPr>
-          <w:rFonts w:ascii="Times New Roman" w:eastAsia="Times New Roman" w:hAnsi="Times New Roman"/>
-          <w:b/>
-        </w:rPr>
-        <w:t>[0005]</w:t>
+        <w:t>Предметом залога № [0005]</w:t>
       </w:r>
       <w:r>
         <w:rPr>
@@ -1903,16 +1974,9 @@
       </w:r>
       <w:r>
         <w:rPr>
-          <w:rFonts w:ascii="Times New Roman" w:eastAsia="Times New Roman" w:hAnsi="Times New Roman"/>
-          <w:b/>
-        </w:rPr>
-        <w:t>[0006]</w:t>
-      </w:r>
-      <w:r>
-        <w:rPr>
           <w:rFonts w:ascii="Times New Roman" w:eastAsia="Times New Roman" w:hAnsi="Times New Roman" w:cs="Times New Roman"/>
         </w:rPr>
-        <w:t>, являются</w:t>
+        <w:t>[0006], являются</w:t>
       </w:r>
       <w:r>
         <w:rPr>
@@ -2091,6 +2155,9 @@
         <w:ind w:firstLine="720"/>
         <w:contextualSpacing/>
         <w:jc w:val="both"/>
+        <w:rPr>
+          <w:rFonts w:ascii="Times New Roman" w:hAnsi="Times New Roman" w:cs="Times New Roman"/>
+        </w:rPr>
       </w:pPr>
       <w:r>
         <w:rPr>
@@ -2104,6 +2171,9 @@
         <w:ind w:firstLine="720"/>
         <w:contextualSpacing/>
         <w:jc w:val="both"/>
+        <w:rPr>
+          <w:rFonts w:ascii="Times New Roman" w:hAnsi="Times New Roman" w:cs="Times New Roman"/>
+        </w:rPr>
       </w:pPr>
       <w:r>
         <w:rPr>
@@ -2141,6 +2211,9 @@
         <w:ind w:firstLine="720"/>
         <w:contextualSpacing/>
         <w:jc w:val="both"/>
+        <w:rPr>
+          <w:rFonts w:ascii="Times New Roman" w:hAnsi="Times New Roman" w:cs="Times New Roman"/>
+        </w:rPr>
       </w:pPr>
       <w:r>
         <w:rPr>
@@ -2158,14 +2231,7 @@
         <w:rPr>
           <w:rFonts w:ascii="Times New Roman" w:eastAsia="Times New Roman" w:hAnsi="Times New Roman" w:cs="Times New Roman"/>
         </w:rPr>
-        <w:t xml:space="preserve"> </w:t>
-      </w:r>
-      <w:r>
-        <w:rPr>
-          <w:rFonts w:ascii="Times New Roman" w:eastAsia="Times New Roman" w:hAnsi="Times New Roman"/>
-          <w:b/>
-        </w:rPr>
-        <w:t xml:space="preserve">[0005] </w:t>
+        <w:t xml:space="preserve"> [0005] </w:t>
       </w:r>
       <w:r>
         <w:rPr>
@@ -2175,8 +2241,7 @@
       </w:r>
       <w:r>
         <w:rPr>
-          <w:rFonts w:ascii="Times New Roman" w:eastAsia="Times New Roman" w:hAnsi="Times New Roman"/>
-          <w:b/>
+          <w:rFonts w:ascii="Times New Roman" w:eastAsia="Times New Roman" w:hAnsi="Times New Roman" w:cs="Times New Roman"/>
         </w:rPr>
         <w:t>[0006]</w:t>
       </w:r>
@@ -2227,7 +2292,7 @@
       </w:pPr>
       <w:r>
         <w:rPr>
-          <w:rFonts w:ascii="Times New Roman" w:hAnsi="Times New Roman"/>
+          <w:rFonts w:ascii="Times New Roman" w:hAnsi="Times New Roman" w:cs="Times New Roman"/>
         </w:rPr>
         <w:t>Истцом при подаче искового заявления была оплачена государственная пошлина в размере [16]   руб., что подтверждается платежным поручением от [81] № [801] .</w:t>
       </w:r>
@@ -2254,8 +2319,6 @@
         </w:rPr>
         <w:t xml:space="preserve"> </w:t>
       </w:r>
-      <w:bookmarkStart w:id="0" w:name="_GoBack"/>
-      <w:bookmarkEnd w:id="0"/>
       <w:r>
         <w:rPr>
           <w:rFonts w:ascii="Times New Roman" w:eastAsia="Times New Roman" w:hAnsi="Times New Roman" w:cs="Times New Roman"/>
@@ -2324,8 +2387,33 @@
           <w:rFonts w:ascii="Times New Roman" w:eastAsia="Times New Roman" w:hAnsi="Times New Roman" w:cs="Times New Roman"/>
         </w:rPr>
       </w:pPr>
+      <w:proofErr w:type="gramStart"/>
       <w:r>
-        <w:t>Взыскать с общества с ограниченной ответственностью «[2.1]» в пользу «[989]» (ОГРН [990], ИНН [991]) задолженность по кредитному договору от [100] № [110], кредитный договор от [101] № [111], кредитный договор от [102] № [112], кредитный договор от [103] № [113], кредитный договор от [104] № [114], договор поручительства от [105] № [115] основного долга в размере [13] руб., просроченных процентов в размере [14] руб., неустойки в размере [15] руб., комиссия Банка –  [122] руб., расходы по оплате государственной пошлины в размере [16] руб.</w:t>
+        <w:rPr>
+          <w:rFonts w:ascii="Times New Roman" w:hAnsi="Times New Roman" w:cs="Times New Roman"/>
+        </w:rPr>
+        <w:t>Взыскать с общества с ограниченной ответственностью «[2.1]» в пользу «[989]» (ОГРН [990], ИНН [991]) задолженность по кредитному договору от [100] № [110], кредитный договор от [101] № [111], кредитный договор от [102] № [112], кредитный договор от [103] № [113], кредитный договор от [104] № [114], договор поручительства от [105] № [115] основного долга в размере [13] руб., просроченных процентов в размере [14] руб., неустойки в</w:t>
+      </w:r>
+      <w:proofErr w:type="gramEnd"/>
+      <w:r>
+        <w:rPr>
+          <w:rFonts w:ascii="Times New Roman" w:hAnsi="Times New Roman" w:cs="Times New Roman"/>
+        </w:rPr>
+        <w:t xml:space="preserve"> </w:t>
+      </w:r>
+      <w:proofErr w:type="gramStart"/>
+      <w:r>
+        <w:rPr>
+          <w:rFonts w:ascii="Times New Roman" w:hAnsi="Times New Roman" w:cs="Times New Roman"/>
+        </w:rPr>
+        <w:t>размере</w:t>
+      </w:r>
+      <w:proofErr w:type="gramEnd"/>
+      <w:r>
+        <w:rPr>
+          <w:rFonts w:ascii="Times New Roman" w:hAnsi="Times New Roman" w:cs="Times New Roman"/>
+        </w:rPr>
+        <w:t xml:space="preserve"> [15] руб., комиссия Банка –  [122] руб., расходы по оплате государственной пошлины в размере [16] руб.</w:t>
       </w:r>
     </w:p>
     <w:p>
@@ -2340,9 +2428,23 @@
       </w:pPr>
       <w:r>
         <w:rPr>
-          <w:rFonts w:ascii="Times New Roman" w:hAnsi="Times New Roman"/>
-        </w:rPr>
-        <w:t>В счет погашения задолженности по кредитному договору от [101] № [111], кредитный договор от [102] № [112], кредитный договор от [103] № [113], кредитный договор от [104] № [114], договор поручительства от [105] № [115] обратить взыскание на заложенное имущество по договору залога № [0005] от [0006], принадлежащее [2.2] : [1221].</w:t>
+          <w:rFonts w:ascii="Times New Roman" w:hAnsi="Times New Roman" w:cs="Times New Roman"/>
+        </w:rPr>
+        <w:t>В счет погашения задолженности по кредитному договору от [101] № [111], кредитный договор от [102] № [112], кредитный договор от [103] № [113], кредитный договор от [104] № [114], договор поручительства от [105] № [115] обратить взыскание на заложенное имущество по договору залога № [0005] от [0006], принадлежащее [2.2]</w:t>
+      </w:r>
+      <w:proofErr w:type="gramStart"/>
+      <w:r>
+        <w:rPr>
+          <w:rFonts w:ascii="Times New Roman" w:hAnsi="Times New Roman" w:cs="Times New Roman"/>
+        </w:rPr>
+        <w:t xml:space="preserve"> :</w:t>
+      </w:r>
+      <w:proofErr w:type="gramEnd"/>
+      <w:r>
+        <w:rPr>
+          <w:rFonts w:ascii="Times New Roman" w:hAnsi="Times New Roman" w:cs="Times New Roman"/>
+        </w:rPr>
+        <w:t xml:space="preserve"> [1221].</w:t>
       </w:r>
     </w:p>
     <w:p>

--- a/Templates/взыскание ЮЛ залог авто/Решение о взыскании с ЮЛ Залог авто.docx
+++ b/Templates/взыскание ЮЛ залог авто/Решение о взыскании с ЮЛ Залог авто.docx
@@ -1774,7 +1774,7 @@
         <w:rPr>
           <w:rFonts w:ascii="Times New Roman" w:eastAsia="Times New Roman" w:hAnsi="Times New Roman" w:cs="Times New Roman"/>
         </w:rPr>
-        <w:t>Кроме того, истцом заявлено требование о взыскании неустойки в размере [15]руб.</w:t>
+        <w:t>Кроме того, истцом заявлено требование о взыскании неустойки в размере [15] руб.</w:t>
       </w:r>
     </w:p>
     <w:p>
